--- a/nature-communications-manuscripts/Paper1_Machine-learning_detection_of_greenwashing.docx
+++ b/nature-communications-manuscripts/Paper1_Machine-learning_detection_of_greenwashing.docx
@@ -762,7 +762,7 @@
       <w:r>
         <w:drawing>
           <wp:inline>
-            <wp:extent cx="5212080" cy="4204173"/>
+            <wp:extent cx="5212080" cy="4568444"/>
             <wp:effectExtent b="0" l="0" r="0" t="0"/>
             <wp:docPr descr="Fig. 2 | The greenwashing landscape. Two-dimensional projection (t-SNE) of firms in disclosure-and-performance feature space, coloured by greenwashing-index quartile from Q1 (performance exceeds commitment) to Q4 (commitment greatly exceeds performance). Firms in hard-to-abate sectors with high greenwashing cluster together (dashed outline), indicating that misalignment is structured rather than idiosyncratic." title="" id="25" name="Picture"/>
             <a:graphic>
@@ -783,7 +783,7 @@
                   <pic:spPr bwMode="auto">
                     <a:xfrm>
                       <a:off x="0" y="0"/>
-                      <a:ext cx="5212080" cy="4204173"/>
+                      <a:ext cx="5212080" cy="4568444"/>
                     </a:xfrm>
                     <a:prstGeom prst="rect">
                       <a:avLst/>
